--- a/Installatie.docx
+++ b/Installatie.docx
@@ -306,16 +306,7 @@
           <w:szCs w:val="20"/>
           <w:lang w:val="en-US"/>
         </w:rPr>
-        <w:t xml:space="preserve"> “</w:t>
-      </w:r>
-      <w:r>
-        <w:rPr>
-          <w:rFonts w:ascii="Arial" w:hAnsi="Arial" w:cs="Arial"/>
-          <w:sz w:val="20"/>
-          <w:szCs w:val="20"/>
-          <w:lang w:val="en-US"/>
-        </w:rPr>
-        <w:t xml:space="preserve">Set user language based on your location? </w:t>
+        <w:t xml:space="preserve"> “Set user language based on your location? </w:t>
       </w:r>
       <w:r>
         <w:rPr>
@@ -433,16 +424,15 @@
           <w:rFonts w:ascii="Arial" w:hAnsi="Arial" w:cs="Arial"/>
           <w:sz w:val="20"/>
           <w:szCs w:val="20"/>
-          <w:lang w:val="nl-NL"/>
-        </w:rPr>
-      </w:pPr>
-      <w:proofErr w:type="spellStart"/>
-      <w:r>
-        <w:rPr>
-          <w:rFonts w:ascii="Arial" w:hAnsi="Arial" w:cs="Arial"/>
-          <w:sz w:val="20"/>
-          <w:szCs w:val="20"/>
-          <w:lang w:val="nl-NL"/>
+          <w:lang w:val="en-US"/>
+        </w:rPr>
+      </w:pPr>
+      <w:r>
+        <w:rPr>
+          <w:rFonts w:ascii="Arial" w:hAnsi="Arial" w:cs="Arial"/>
+          <w:sz w:val="20"/>
+          <w:szCs w:val="20"/>
+          <w:lang w:val="en-US"/>
         </w:rPr>
         <w:t>R</w:t>
       </w:r>
@@ -451,41 +441,31 @@
           <w:rFonts w:ascii="Arial" w:hAnsi="Arial" w:cs="Arial"/>
           <w:sz w:val="20"/>
           <w:szCs w:val="20"/>
-          <w:lang w:val="nl-NL"/>
-        </w:rPr>
-        <w:t>econnect</w:t>
-      </w:r>
-      <w:proofErr w:type="spellEnd"/>
-      <w:r>
-        <w:rPr>
-          <w:rFonts w:ascii="Arial" w:hAnsi="Arial" w:cs="Arial"/>
-          <w:sz w:val="20"/>
-          <w:szCs w:val="20"/>
-          <w:lang w:val="nl-NL"/>
-        </w:rPr>
-        <w:t xml:space="preserve"> met </w:t>
-      </w:r>
-    </w:p>
-    <w:p>
-      <w:pPr>
-        <w:rPr>
-          <w:rFonts w:ascii="Consolas" w:hAnsi="Consolas" w:cs="Consolas"/>
-          <w:b/>
-          <w:bCs/>
-          <w:sz w:val="20"/>
-          <w:szCs w:val="20"/>
-          <w:lang w:val="nl-NL"/>
-        </w:rPr>
-      </w:pPr>
-      <w:proofErr w:type="spellStart"/>
-      <w:r>
-        <w:rPr>
-          <w:rFonts w:ascii="Consolas" w:hAnsi="Consolas" w:cs="Consolas"/>
-          <w:b/>
-          <w:bCs/>
-          <w:sz w:val="20"/>
-          <w:szCs w:val="20"/>
-          <w:lang w:val="nl-NL"/>
+          <w:lang w:val="en-US"/>
+        </w:rPr>
+        <w:t xml:space="preserve">econnect met </w:t>
+      </w:r>
+    </w:p>
+    <w:p>
+      <w:pPr>
+        <w:rPr>
+          <w:rFonts w:ascii="Consolas" w:hAnsi="Consolas" w:cs="Consolas"/>
+          <w:b/>
+          <w:bCs/>
+          <w:sz w:val="20"/>
+          <w:szCs w:val="20"/>
+          <w:lang w:val="en-US"/>
+        </w:rPr>
+      </w:pPr>
+      <w:proofErr w:type="spellStart"/>
+      <w:r>
+        <w:rPr>
+          <w:rFonts w:ascii="Consolas" w:hAnsi="Consolas" w:cs="Consolas"/>
+          <w:b/>
+          <w:bCs/>
+          <w:sz w:val="20"/>
+          <w:szCs w:val="20"/>
+          <w:lang w:val="en-US"/>
         </w:rPr>
         <w:t>ssh</w:t>
       </w:r>
@@ -497,96 +477,87 @@
           <w:bCs/>
           <w:sz w:val="20"/>
           <w:szCs w:val="20"/>
-          <w:lang w:val="nl-NL"/>
+          <w:lang w:val="en-US"/>
+        </w:rPr>
+        <w:t xml:space="preserve"> pi@&lt;</w:t>
+      </w:r>
+      <w:proofErr w:type="spellStart"/>
+      <w:r>
+        <w:rPr>
+          <w:rFonts w:ascii="Consolas" w:hAnsi="Consolas" w:cs="Consolas"/>
+          <w:b/>
+          <w:bCs/>
+          <w:sz w:val="20"/>
+          <w:szCs w:val="20"/>
+          <w:lang w:val="en-US"/>
+        </w:rPr>
+        <w:t>ip</w:t>
+      </w:r>
+      <w:proofErr w:type="spellEnd"/>
+      <w:r>
+        <w:rPr>
+          <w:rFonts w:ascii="Consolas" w:hAnsi="Consolas" w:cs="Consolas"/>
+          <w:b/>
+          <w:bCs/>
+          <w:sz w:val="20"/>
+          <w:szCs w:val="20"/>
+          <w:lang w:val="en-US"/>
         </w:rPr>
         <w:t xml:space="preserve"> </w:t>
       </w:r>
-      <w:r>
-        <w:rPr>
-          <w:rFonts w:ascii="Consolas" w:hAnsi="Consolas" w:cs="Consolas"/>
-          <w:b/>
-          <w:bCs/>
-          <w:sz w:val="20"/>
-          <w:szCs w:val="20"/>
-          <w:lang w:val="nl-NL"/>
-        </w:rPr>
-        <w:t>pi</w:t>
-      </w:r>
-      <w:r>
-        <w:rPr>
-          <w:rFonts w:ascii="Consolas" w:hAnsi="Consolas" w:cs="Consolas"/>
-          <w:b/>
-          <w:bCs/>
-          <w:sz w:val="20"/>
-          <w:szCs w:val="20"/>
-          <w:lang w:val="nl-NL"/>
-        </w:rPr>
-        <w:t>@&lt;</w:t>
-      </w:r>
-      <w:proofErr w:type="spellStart"/>
-      <w:r>
-        <w:rPr>
-          <w:rFonts w:ascii="Consolas" w:hAnsi="Consolas" w:cs="Consolas"/>
-          <w:b/>
-          <w:bCs/>
-          <w:sz w:val="20"/>
-          <w:szCs w:val="20"/>
-          <w:lang w:val="nl-NL"/>
-        </w:rPr>
-        <w:t>ip</w:t>
-      </w:r>
-      <w:proofErr w:type="spellEnd"/>
-      <w:r>
-        <w:rPr>
-          <w:rFonts w:ascii="Consolas" w:hAnsi="Consolas" w:cs="Consolas"/>
-          <w:b/>
-          <w:bCs/>
-          <w:sz w:val="20"/>
-          <w:szCs w:val="20"/>
-          <w:lang w:val="nl-NL"/>
-        </w:rPr>
-        <w:t xml:space="preserve"> adres&gt;</w:t>
-      </w:r>
-    </w:p>
-    <w:p>
-      <w:pPr>
-        <w:rPr>
-          <w:rFonts w:ascii="Consolas" w:hAnsi="Consolas" w:cs="Consolas"/>
-          <w:b/>
-          <w:bCs/>
-          <w:sz w:val="20"/>
-          <w:szCs w:val="20"/>
-          <w:lang w:val="en-US"/>
-        </w:rPr>
-      </w:pPr>
-      <w:proofErr w:type="spellStart"/>
-      <w:r>
-        <w:rPr>
-          <w:rFonts w:ascii="Arial" w:hAnsi="Arial" w:cs="Arial"/>
-          <w:sz w:val="20"/>
-          <w:szCs w:val="20"/>
-          <w:lang w:val="nl-NL"/>
-        </w:rPr>
-        <w:t>Geef</w:t>
-      </w:r>
-      <w:proofErr w:type="spellEnd"/>
-      <w:r>
-        <w:rPr>
-          <w:rFonts w:ascii="Arial" w:hAnsi="Arial" w:cs="Arial"/>
-          <w:sz w:val="20"/>
-          <w:szCs w:val="20"/>
-          <w:lang w:val="nl-NL"/>
-        </w:rPr>
-        <w:t xml:space="preserve"> commando:</w:t>
-      </w:r>
-      <w:r>
-        <w:rPr>
-          <w:rFonts w:ascii="Consolas" w:hAnsi="Consolas" w:cs="Consolas"/>
-          <w:b/>
-          <w:bCs/>
-          <w:sz w:val="20"/>
-          <w:szCs w:val="20"/>
-          <w:lang w:val="en-US"/>
+      <w:proofErr w:type="spellStart"/>
+      <w:r>
+        <w:rPr>
+          <w:rFonts w:ascii="Consolas" w:hAnsi="Consolas" w:cs="Consolas"/>
+          <w:b/>
+          <w:bCs/>
+          <w:sz w:val="20"/>
+          <w:szCs w:val="20"/>
+          <w:lang w:val="en-US"/>
+        </w:rPr>
+        <w:t>adres</w:t>
+      </w:r>
+      <w:proofErr w:type="spellEnd"/>
+      <w:r>
+        <w:rPr>
+          <w:rFonts w:ascii="Consolas" w:hAnsi="Consolas" w:cs="Consolas"/>
+          <w:b/>
+          <w:bCs/>
+          <w:sz w:val="20"/>
+          <w:szCs w:val="20"/>
+          <w:lang w:val="en-US"/>
+        </w:rPr>
+        <w:t>&gt;</w:t>
+      </w:r>
+    </w:p>
+    <w:p>
+      <w:pPr>
+        <w:rPr>
+          <w:rFonts w:ascii="Consolas" w:hAnsi="Consolas" w:cs="Consolas"/>
+          <w:b/>
+          <w:bCs/>
+          <w:sz w:val="20"/>
+          <w:szCs w:val="20"/>
+          <w:lang w:val="nl-NL"/>
+        </w:rPr>
+      </w:pPr>
+      <w:r>
+        <w:rPr>
+          <w:rFonts w:ascii="Arial" w:hAnsi="Arial" w:cs="Arial"/>
+          <w:sz w:val="20"/>
+          <w:szCs w:val="20"/>
+          <w:lang w:val="nl-NL"/>
+        </w:rPr>
+        <w:t>Geef commando:</w:t>
+      </w:r>
+      <w:r>
+        <w:rPr>
+          <w:rFonts w:ascii="Consolas" w:hAnsi="Consolas" w:cs="Consolas"/>
+          <w:b/>
+          <w:bCs/>
+          <w:sz w:val="20"/>
+          <w:szCs w:val="20"/>
+          <w:lang w:val="nl-NL"/>
         </w:rPr>
         <w:t xml:space="preserve"> </w:t>
       </w:r>
@@ -598,7 +569,7 @@
           <w:bCs/>
           <w:sz w:val="20"/>
           <w:szCs w:val="20"/>
-          <w:lang w:val="en-US"/>
+          <w:lang w:val="nl-NL"/>
         </w:rPr>
         <w:t>chmod</w:t>
       </w:r>
@@ -610,41 +581,28 @@
           <w:bCs/>
           <w:sz w:val="20"/>
           <w:szCs w:val="20"/>
-          <w:lang w:val="en-US"/>
-        </w:rPr>
-        <w:t xml:space="preserve"> +x *.</w:t>
-      </w:r>
-      <w:proofErr w:type="spellStart"/>
-      <w:r>
-        <w:rPr>
-          <w:rFonts w:ascii="Consolas" w:hAnsi="Consolas" w:cs="Consolas"/>
-          <w:b/>
-          <w:bCs/>
-          <w:sz w:val="20"/>
-          <w:szCs w:val="20"/>
-          <w:lang w:val="en-US"/>
-        </w:rPr>
-        <w:t>sh</w:t>
-      </w:r>
-      <w:proofErr w:type="spellEnd"/>
-    </w:p>
-    <w:p>
-      <w:pPr>
-        <w:rPr>
-          <w:rFonts w:ascii="Arial" w:hAnsi="Arial" w:cs="Arial"/>
-          <w:sz w:val="20"/>
-          <w:szCs w:val="20"/>
-          <w:lang w:val="en-US"/>
-        </w:rPr>
-      </w:pPr>
-    </w:p>
-    <w:p>
-      <w:pPr>
-        <w:rPr>
-          <w:rFonts w:ascii="Arial" w:hAnsi="Arial" w:cs="Arial"/>
-          <w:sz w:val="20"/>
-          <w:szCs w:val="20"/>
-          <w:lang w:val="en-US"/>
+          <w:lang w:val="nl-NL"/>
+        </w:rPr>
+        <w:t xml:space="preserve"> +x *.sh</w:t>
+      </w:r>
+    </w:p>
+    <w:p>
+      <w:pPr>
+        <w:rPr>
+          <w:rFonts w:ascii="Arial" w:hAnsi="Arial" w:cs="Arial"/>
+          <w:sz w:val="20"/>
+          <w:szCs w:val="20"/>
+          <w:lang w:val="nl-NL"/>
+        </w:rPr>
+      </w:pPr>
+    </w:p>
+    <w:p>
+      <w:pPr>
+        <w:rPr>
+          <w:rFonts w:ascii="Arial" w:hAnsi="Arial" w:cs="Arial"/>
+          <w:sz w:val="20"/>
+          <w:szCs w:val="20"/>
+          <w:lang w:val="nl-NL"/>
         </w:rPr>
       </w:pPr>
     </w:p>
@@ -858,16 +816,8 @@
         <w:rPr>
           <w:lang w:val="nl-NL"/>
         </w:rPr>
-        <w:t xml:space="preserve">Handmatig files </w:t>
-      </w:r>
-      <w:proofErr w:type="spellStart"/>
-      <w:r>
-        <w:rPr>
-          <w:lang w:val="nl-NL"/>
-        </w:rPr>
-        <w:t>aanmaken</w:t>
-      </w:r>
-      <w:proofErr w:type="spellEnd"/>
+        <w:t>Handmatig files aanmaken</w:t>
+      </w:r>
     </w:p>
     <w:p>
       <w:pPr>
@@ -1901,7 +1851,51 @@
           <w:sz w:val="18"/>
           <w:szCs w:val="18"/>
         </w:rPr>
-        <w:t>Environment="TESLA_USER=hans.kappert@hetconsultancyhuis.nl"</w:t>
+        <w:t>Environment="TESLA_USER=hans.kappert@</w:t>
+      </w:r>
+      <w:r>
+        <w:rPr>
+          <w:rFonts w:ascii="Consolas" w:hAnsi="Consolas" w:cs="Consolas"/>
+          <w:b/>
+          <w:bCs/>
+          <w:color w:val="000000"/>
+          <w:sz w:val="18"/>
+          <w:szCs w:val="18"/>
+        </w:rPr>
+        <w:t>gmail</w:t>
+      </w:r>
+      <w:r>
+        <w:rPr>
+          <w:rFonts w:ascii="Consolas" w:hAnsi="Consolas" w:cs="Consolas"/>
+          <w:b/>
+          <w:bCs/>
+          <w:color w:val="000000"/>
+          <w:sz w:val="18"/>
+          <w:szCs w:val="18"/>
+        </w:rPr>
+        <w:t>.</w:t>
+      </w:r>
+      <w:r>
+        <w:rPr>
+          <w:rFonts w:ascii="Consolas" w:hAnsi="Consolas" w:cs="Consolas"/>
+          <w:b/>
+          <w:bCs/>
+          <w:color w:val="000000"/>
+          <w:sz w:val="18"/>
+          <w:szCs w:val="18"/>
+        </w:rPr>
+        <w:t>com</w:t>
+      </w:r>
+      <w:r>
+        <w:rPr>
+          <w:rFonts w:ascii="Consolas" w:hAnsi="Consolas" w:cs="Consolas"/>
+          <w:b/>
+          <w:bCs/>
+          <w:color w:val="000000"/>
+          <w:sz w:val="18"/>
+          <w:szCs w:val="18"/>
+        </w:rPr>
+        <w:t>"</w:t>
       </w:r>
     </w:p>
     <w:p>
@@ -2393,22 +2387,194 @@
       <w:pPr>
         <w:rPr>
           <w:rFonts w:ascii="Helvetica" w:hAnsi="Helvetica"/>
-          <w:color w:val="000000"/>
-          <w:sz w:val="18"/>
-          <w:szCs w:val="18"/>
-        </w:rPr>
-      </w:pPr>
-      <w:r>
-        <w:rPr>
-          <w:rFonts w:ascii="Helvetica" w:hAnsi="Helvetica"/>
-          <w:b/>
-          <w:bCs/>
-          <w:color w:val="000000"/>
-          <w:sz w:val="18"/>
-          <w:szCs w:val="18"/>
-        </w:rPr>
-        <w:t>Environment="TESLA_USER=hans.kappert@hetconsultancyhuis.nl"</w:t>
-      </w:r>
+          <w:b/>
+          <w:bCs/>
+          <w:color w:val="000000"/>
+          <w:sz w:val="18"/>
+          <w:szCs w:val="18"/>
+        </w:rPr>
+      </w:pPr>
+      <w:r>
+        <w:rPr>
+          <w:rFonts w:ascii="Helvetica" w:hAnsi="Helvetica"/>
+          <w:b/>
+          <w:bCs/>
+          <w:color w:val="000000"/>
+          <w:sz w:val="18"/>
+          <w:szCs w:val="18"/>
+        </w:rPr>
+        <w:t>Environment="TESLA_USER=hans.kappert@</w:t>
+      </w:r>
+      <w:r>
+        <w:rPr>
+          <w:rFonts w:ascii="Helvetica" w:hAnsi="Helvetica"/>
+          <w:b/>
+          <w:bCs/>
+          <w:color w:val="000000"/>
+          <w:sz w:val="18"/>
+          <w:szCs w:val="18"/>
+        </w:rPr>
+        <w:t>gmail</w:t>
+      </w:r>
+      <w:r>
+        <w:rPr>
+          <w:rFonts w:ascii="Helvetica" w:hAnsi="Helvetica"/>
+          <w:b/>
+          <w:bCs/>
+          <w:color w:val="000000"/>
+          <w:sz w:val="18"/>
+          <w:szCs w:val="18"/>
+        </w:rPr>
+        <w:t>.</w:t>
+      </w:r>
+      <w:r>
+        <w:rPr>
+          <w:rFonts w:ascii="Helvetica" w:hAnsi="Helvetica"/>
+          <w:b/>
+          <w:bCs/>
+          <w:color w:val="000000"/>
+          <w:sz w:val="18"/>
+          <w:szCs w:val="18"/>
+        </w:rPr>
+        <w:t>com</w:t>
+      </w:r>
+      <w:r>
+        <w:rPr>
+          <w:rFonts w:ascii="Helvetica" w:hAnsi="Helvetica"/>
+          <w:b/>
+          <w:bCs/>
+          <w:color w:val="000000"/>
+          <w:sz w:val="18"/>
+          <w:szCs w:val="18"/>
+        </w:rPr>
+        <w:t>"</w:t>
+      </w:r>
+    </w:p>
+    <w:p>
+      <w:pPr>
+        <w:rPr>
+          <w:rFonts w:ascii="Helvetica" w:hAnsi="Helvetica"/>
+          <w:b/>
+          <w:bCs/>
+          <w:color w:val="000000"/>
+          <w:sz w:val="18"/>
+          <w:szCs w:val="18"/>
+        </w:rPr>
+      </w:pPr>
+      <w:r>
+        <w:rPr>
+          <w:rFonts w:ascii="Helvetica" w:hAnsi="Helvetica"/>
+          <w:b/>
+          <w:bCs/>
+          <w:color w:val="000000"/>
+          <w:sz w:val="18"/>
+          <w:szCs w:val="18"/>
+        </w:rPr>
+        <w:t>Environment=</w:t>
+      </w:r>
+      <w:r>
+        <w:rPr>
+          <w:rFonts w:ascii="Helvetica" w:hAnsi="Helvetica"/>
+          <w:b/>
+          <w:bCs/>
+          <w:color w:val="000000"/>
+          <w:sz w:val="18"/>
+          <w:szCs w:val="18"/>
+        </w:rPr>
+        <w:t>"PUSH_SERVICE_API_KEY</w:t>
+      </w:r>
+      <w:r>
+        <w:rPr>
+          <w:rFonts w:ascii="Helvetica" w:hAnsi="Helvetica"/>
+          <w:b/>
+          <w:bCs/>
+          <w:color w:val="000000"/>
+          <w:sz w:val="18"/>
+          <w:szCs w:val="18"/>
+          <w:lang w:val="en-US"/>
+        </w:rPr>
+        <w:t>=</w:t>
+      </w:r>
+      <w:r>
+        <w:rPr>
+          <w:rFonts w:ascii="Helvetica" w:hAnsi="Helvetica"/>
+          <w:b/>
+          <w:bCs/>
+          <w:color w:val="000000"/>
+          <w:sz w:val="18"/>
+          <w:szCs w:val="18"/>
+        </w:rPr>
+        <w:t>ab40cbf8-fb7a-4697-80ac-bb667b6543b7"</w:t>
+      </w:r>
+    </w:p>
+    <w:p>
+      <w:pPr>
+        <w:rPr>
+          <w:rFonts w:ascii="Helvetica" w:hAnsi="Helvetica"/>
+          <w:b/>
+          <w:bCs/>
+          <w:color w:val="000000"/>
+          <w:sz w:val="18"/>
+          <w:szCs w:val="18"/>
+        </w:rPr>
+      </w:pPr>
+      <w:r>
+        <w:rPr>
+          <w:rFonts w:ascii="Helvetica" w:hAnsi="Helvetica"/>
+          <w:b/>
+          <w:bCs/>
+          <w:color w:val="000000"/>
+          <w:sz w:val="18"/>
+          <w:szCs w:val="18"/>
+        </w:rPr>
+        <w:t>Environment=</w:t>
+      </w:r>
+      <w:r>
+        <w:rPr>
+          <w:rFonts w:ascii="Helvetica" w:hAnsi="Helvetica"/>
+          <w:b/>
+          <w:bCs/>
+          <w:color w:val="000000"/>
+          <w:sz w:val="18"/>
+          <w:szCs w:val="18"/>
+        </w:rPr>
+        <w:t>"PUSH_SERVICE</w:t>
+      </w:r>
+      <w:r>
+        <w:rPr>
+          <w:rFonts w:ascii="Helvetica" w:hAnsi="Helvetica"/>
+          <w:b/>
+          <w:bCs/>
+          <w:color w:val="000000"/>
+          <w:sz w:val="18"/>
+          <w:szCs w:val="18"/>
+          <w:lang w:val="en-US"/>
+        </w:rPr>
+        <w:t>=</w:t>
+      </w:r>
+      <w:r>
+        <w:rPr>
+          <w:rFonts w:ascii="Helvetica" w:hAnsi="Helvetica"/>
+          <w:b/>
+          <w:bCs/>
+          <w:color w:val="000000"/>
+          <w:sz w:val="18"/>
+          <w:szCs w:val="18"/>
+        </w:rPr>
+        <w:t>mynotifyer"</w:t>
+      </w:r>
+    </w:p>
+    <w:p>
+      <w:pPr>
+        <w:rPr>
+          <w:rFonts w:ascii="Helvetica" w:hAnsi="Helvetica"/>
+          <w:b/>
+          <w:bCs/>
+          <w:color w:val="000000"/>
+          <w:sz w:val="18"/>
+          <w:szCs w:val="18"/>
+        </w:rPr>
+      </w:pPr>
     </w:p>
     <w:p>
       <w:pPr>
@@ -3083,7 +3249,6 @@
         <w:rPr>
           <w:lang w:val="en-US"/>
         </w:rPr>
-        <w:lastRenderedPageBreak/>
         <w:t xml:space="preserve">Tesla token </w:t>
       </w:r>
       <w:proofErr w:type="spellStart"/>
@@ -5325,6 +5490,29 @@
       <w:color w:val="2F5496" w:themeColor="accent1" w:themeShade="BF"/>
     </w:rPr>
   </w:style>
+  <w:style w:type="character" w:styleId="Hyperlink">
+    <w:name w:val="Hyperlink"/>
+    <w:basedOn w:val="DefaultParagraphFont"/>
+    <w:uiPriority w:val="99"/>
+    <w:unhideWhenUsed/>
+    <w:rsid w:val="00613906"/>
+    <w:rPr>
+      <w:color w:val="0563C1" w:themeColor="hyperlink"/>
+      <w:u w:val="single"/>
+    </w:rPr>
+  </w:style>
+  <w:style w:type="character" w:styleId="UnresolvedMention">
+    <w:name w:val="Unresolved Mention"/>
+    <w:basedOn w:val="DefaultParagraphFont"/>
+    <w:uiPriority w:val="99"/>
+    <w:semiHidden/>
+    <w:unhideWhenUsed/>
+    <w:rsid w:val="00613906"/>
+    <w:rPr>
+      <w:color w:val="605E5C"/>
+      <w:shd w:val="clear" w:color="auto" w:fill="E1DFDD"/>
+    </w:rPr>
+  </w:style>
 </w:styles>
 </file>
 
